--- a/eng/docx/006.content.docx
+++ b/eng/docx/006.content.docx
@@ -19,7 +19,7 @@
         <w:rPr>
           <w:lang w:val="en_US" w:bidi="en_US"/>
         </w:rPr>
-        <w:t>Resource: Tyndale Open Study Notes</w:t>
+        <w:t>Resource: Aquifer Open Study Notes (Profiles)</w:t>
       </w:r>
       <w:r>
         <w:rPr>
@@ -112,7 +112,7 @@
         <w:rPr>
           <w:lang w:val="en_US" w:bidi="en_US"/>
         </w:rPr>
-        <w:t>Tyndale Open Study Notes</w:t>
+        <w:t>Aquifer Open Study Notes (Profiles)</w:t>
       </w:r>
     </w:p>
     <w:p>

--- a/eng/docx/006.content.docx
+++ b/eng/docx/006.content.docx
@@ -247,18 +247,12 @@
         </w:rPr>
         <w:t>During this period, Midian oppressed Israel, and the people cried out to God for help (</w:t>
       </w:r>
-      <w:hyperlink r:id="rId13">
-        <w:r>
-          <w:rPr>
-            <w:lang w:val="en_US" w:bidi="en_US"/>
-          </w:rPr>
-          <w:rPr>
-            <w:color w:val="0000EE"/>
-            <w:u w:val="single"/>
-          </w:rPr>
-          <w:t>Judges 6:6</w:t>
-        </w:r>
-      </w:hyperlink>
+      <w:r>
+        <w:rPr>
+          <w:lang w:val="en_US" w:bidi="en_US"/>
+        </w:rPr>
+        <w:t>Judges 6:6</w:t>
+      </w:r>
       <w:r>
         <w:rPr>
           <w:lang w:val="en_US" w:bidi="en_US"/>
@@ -335,36 +329,24 @@
         </w:rPr>
         <w:t>Gideon wisely refused the people's request to become their ruler. However, he made an ephod from the earrings of the defeated soldiers, and it became an idol (</w:t>
       </w:r>
-      <w:hyperlink r:id="rId14">
-        <w:r>
-          <w:rPr>
-            <w:lang w:val="en_US" w:bidi="en_US"/>
-          </w:rPr>
-          <w:rPr>
-            <w:color w:val="0000EE"/>
-            <w:u w:val="single"/>
-          </w:rPr>
-          <w:t>Judges 8:22–27</w:t>
-        </w:r>
-      </w:hyperlink>
+      <w:r>
+        <w:rPr>
+          <w:lang w:val="en_US" w:bidi="en_US"/>
+        </w:rPr>
+        <w:t>Judges 8:22–27</w:t>
+      </w:r>
       <w:r>
         <w:rPr>
           <w:lang w:val="en_US" w:bidi="en_US"/>
         </w:rPr>
         <w:t>). Gideon, who was weak in faith and relied on visible signs, eventually turned away from worshiping the invisible God and worshiped idols. Israel experienced peace during his lifetime, but his lack of faith led to problems after his death (</w:t>
       </w:r>
-      <w:hyperlink r:id="rId15">
-        <w:r>
-          <w:rPr>
-            <w:lang w:val="en_US" w:bidi="en_US"/>
-          </w:rPr>
-          <w:rPr>
-            <w:color w:val="0000EE"/>
-            <w:u w:val="single"/>
-          </w:rPr>
-          <w:t>Judges 8:33–9:57</w:t>
-        </w:r>
-      </w:hyperlink>
+      <w:r>
+        <w:rPr>
+          <w:lang w:val="en_US" w:bidi="en_US"/>
+        </w:rPr>
+        <w:t>Judges 8:33–9:57</w:t>
+      </w:r>
       <w:r>
         <w:rPr>
           <w:lang w:val="en_US" w:bidi="en_US"/>
@@ -394,72 +376,48 @@
           <w:lang w:val="en_US" w:bidi="en_US"/>
         </w:rPr>
       </w:r>
-      <w:hyperlink r:id="rId16">
-        <w:r>
-          <w:rPr>
-            <w:lang w:val="en_US" w:bidi="en_US"/>
-          </w:rPr>
-          <w:rPr>
-            <w:color w:val="0000EE"/>
-            <w:u w:val="single"/>
-          </w:rPr>
-          <w:t>Judges 6:1–8:35</w:t>
-        </w:r>
-      </w:hyperlink>
+      <w:r>
+        <w:rPr>
+          <w:lang w:val="en_US" w:bidi="en_US"/>
+        </w:rPr>
+        <w:t>Judges 6:1–8:35</w:t>
+      </w:r>
       <w:r>
         <w:rPr>
           <w:lang w:val="en_US" w:bidi="en_US"/>
         </w:rPr>
         <w:t xml:space="preserve">; </w:t>
       </w:r>
-      <w:hyperlink r:id="rId17">
-        <w:r>
-          <w:rPr>
-            <w:lang w:val="en_US" w:bidi="en_US"/>
-          </w:rPr>
-          <w:rPr>
-            <w:color w:val="0000EE"/>
-            <w:u w:val="single"/>
-          </w:rPr>
-          <w:t>1 Samuel 12:11</w:t>
-        </w:r>
-      </w:hyperlink>
+      <w:r>
+        <w:rPr>
+          <w:lang w:val="en_US" w:bidi="en_US"/>
+        </w:rPr>
+        <w:t>1 Samuel 12:11</w:t>
+      </w:r>
       <w:r>
         <w:rPr>
           <w:lang w:val="en_US" w:bidi="en_US"/>
         </w:rPr>
         <w:t xml:space="preserve">; </w:t>
       </w:r>
-      <w:hyperlink r:id="rId18">
-        <w:r>
-          <w:rPr>
-            <w:lang w:val="en_US" w:bidi="en_US"/>
-          </w:rPr>
-          <w:rPr>
-            <w:color w:val="0000EE"/>
-            <w:u w:val="single"/>
-          </w:rPr>
-          <w:t>Isaiah 10:26</w:t>
-        </w:r>
-      </w:hyperlink>
+      <w:r>
+        <w:rPr>
+          <w:lang w:val="en_US" w:bidi="en_US"/>
+        </w:rPr>
+        <w:t>Isaiah 10:26</w:t>
+      </w:r>
       <w:r>
         <w:rPr>
           <w:lang w:val="en_US" w:bidi="en_US"/>
         </w:rPr>
         <w:t xml:space="preserve">; </w:t>
       </w:r>
-      <w:hyperlink r:id="rId19">
-        <w:r>
-          <w:rPr>
-            <w:lang w:val="en_US" w:bidi="en_US"/>
-          </w:rPr>
-          <w:rPr>
-            <w:color w:val="0000EE"/>
-            <w:u w:val="single"/>
-          </w:rPr>
-          <w:t>Hebrews 11:32</w:t>
-        </w:r>
-      </w:hyperlink>
+      <w:r>
+        <w:rPr>
+          <w:lang w:val="en_US" w:bidi="en_US"/>
+        </w:rPr>
+        <w:t>Hebrews 11:32</w:t>
+      </w:r>
       <w:r>
         <w:rPr>
           <w:lang w:val="en_US" w:bidi="en_US"/>
@@ -729,18 +687,12 @@
         </w:rPr>
         <w:t xml:space="preserve">Philip II of Macedon wanted to build an empire. He defeated Athens and Thebes in 338 BC and united Greece under the Macedonian Empire. After Philip's assassination in 336 BC, his son Alexander became the ruler. In 335 BC, Alexander destroyed Thebes, which had rebelled. He then quickly conquered Babylon and Persia (see </w:t>
       </w:r>
-      <w:hyperlink r:id="rId20">
-        <w:r>
-          <w:rPr>
-            <w:lang w:val="en_US" w:bidi="en_US"/>
-          </w:rPr>
-          <w:rPr>
-            <w:color w:val="0000EE"/>
-            <w:u w:val="single"/>
-          </w:rPr>
-          <w:t>Daniel 8:5–8</w:t>
-        </w:r>
-      </w:hyperlink>
+      <w:r>
+        <w:rPr>
+          <w:lang w:val="en_US" w:bidi="en_US"/>
+        </w:rPr>
+        <w:t>Daniel 8:5–8</w:t>
+      </w:r>
       <w:r>
         <w:rPr>
           <w:lang w:val="en_US" w:bidi="en_US"/>
@@ -867,18 +819,12 @@
           <w:lang w:val="en_US" w:bidi="en_US"/>
         </w:rPr>
       </w:r>
-      <w:hyperlink r:id="rId20">
-        <w:r>
-          <w:rPr>
-            <w:lang w:val="en_US" w:bidi="en_US"/>
-          </w:rPr>
-          <w:rPr>
-            <w:color w:val="0000EE"/>
-            <w:u w:val="single"/>
-          </w:rPr>
-          <w:t>Daniel 8:5–8</w:t>
-        </w:r>
-      </w:hyperlink>
+      <w:r>
+        <w:rPr>
+          <w:lang w:val="en_US" w:bidi="en_US"/>
+        </w:rPr>
+        <w:t>Daniel 8:5–8</w:t>
+      </w:r>
       <w:r>
         <w:rPr>
           <w:lang w:val="en_US" w:bidi="en_US"/>
